--- a/beta/funding/week-one-action-plan.docx
+++ b/beta/funding/week-one-action-plan.docx
@@ -7,7 +7,7 @@
         <w:pStyle w:val="Title"/>
       </w:pPr>
       <w:r>
-        <w:t>AMASAMYA — Funding Week-One Action Plan</w:t>
+        <w:t>AMASAMYA - Funding Week-One Action Plan</w:t>
       </w:r>
     </w:p>
     <w:p>
@@ -15,7 +15,7 @@
         <w:pStyle w:val="Heading1"/>
       </w:pPr>
       <w:r>
-        <w:t>AMASAMYA Funding — Week One Action Plan</w:t>
+        <w:t>AMASAMYA Funding - Week One Action Plan</w:t>
       </w:r>
     </w:p>
     <w:p>
@@ -30,7 +30,7 @@
     </w:p>
     <w:p>
       <w:r>
-        <w:t>strategy — just actions, in order.</w:t>
+        <w:t>strategy - just actions, in order.</w:t>
       </w:r>
     </w:p>
     <w:p>
@@ -57,7 +57,7 @@
         <w:pStyle w:val="Heading2"/>
       </w:pPr>
       <w:r>
-        <w:t>Day 1 (today / tomorrow) — 90 minutes</w:t>
+        <w:t>Day 1 (today / tomorrow) - 90 minutes</w:t>
       </w:r>
     </w:p>
     <w:p>
@@ -163,7 +163,7 @@
         <w:t xml:space="preserve">☐  </w:t>
       </w:r>
       <w:r>
-        <w:t xml:space="preserve">Make a list — paper or spreadsheet — of </w:t>
+        <w:t xml:space="preserve">Make a list - paper or spreadsheet - of </w:t>
       </w:r>
       <w:r>
         <w:rPr>
@@ -219,7 +219,7 @@
         <w:pStyle w:val="Heading2"/>
       </w:pPr>
       <w:r>
-        <w:t>Day 2 — 60 minutes</w:t>
+        <w:t>Day 2 - 60 minutes</w:t>
       </w:r>
     </w:p>
     <w:p>
@@ -271,7 +271,7 @@
     </w:p>
     <w:p>
       <w:r>
-        <w:t xml:space="preserve">      hand — don't try to template the customisations. Reference a</w:t>
+        <w:t xml:space="preserve">      hand - don't try to template the customisations. Reference a</w:t>
       </w:r>
     </w:p>
     <w:p>
@@ -338,7 +338,7 @@
         <w:t>beta/outreach-emails.md</w:t>
       </w:r>
       <w:r>
-        <w:t xml:space="preserve"> work here too — add a "Funding ask?"</w:t>
+        <w:t xml:space="preserve"> work here too - add a "Funding ask?"</w:t>
       </w:r>
     </w:p>
     <w:p>
@@ -351,7 +351,7 @@
         <w:pStyle w:val="Heading2"/>
       </w:pPr>
       <w:r>
-        <w:t>Day 3 — 45 minutes</w:t>
+        <w:t>Day 3 - 45 minutes</w:t>
       </w:r>
     </w:p>
     <w:p>
@@ -456,7 +456,7 @@
     </w:p>
     <w:p>
       <w:r>
-        <w:t xml:space="preserve">      Find a real human's name and email — LinkedIn first, then their</w:t>
+        <w:t xml:space="preserve">      Find a real human's name and email - LinkedIn first, then their</w:t>
       </w:r>
     </w:p>
     <w:p>
@@ -494,7 +494,7 @@
         <w:pStyle w:val="Heading2"/>
       </w:pPr>
       <w:r>
-        <w:t>Day 4 — 90 minutes</w:t>
+        <w:t>Day 4 - 90 minutes</w:t>
       </w:r>
     </w:p>
     <w:p>
@@ -518,7 +518,7 @@
     </w:p>
     <w:p>
       <w:r>
-        <w:t xml:space="preserve">      point — adjust if their org is large) and the scope. Send it.</w:t>
+        <w:t xml:space="preserve">      point - adjust if their org is large) and the scope. Send it.</w:t>
       </w:r>
     </w:p>
     <w:p>
@@ -593,7 +593,7 @@
         <w:pStyle w:val="Heading2"/>
       </w:pPr>
       <w:r>
-        <w:t>Day 5 — 30 minutes</w:t>
+        <w:t>Day 5 - 30 minutes</w:t>
       </w:r>
     </w:p>
     <w:p>
@@ -643,7 +643,7 @@
         <w:pStyle w:val="Heading2"/>
       </w:pPr>
       <w:r>
-        <w:t>Days 6–7 — flexible</w:t>
+        <w:t>Days 6–7 - flexible</w:t>
       </w:r>
     </w:p>
     <w:p>
@@ -720,7 +720,7 @@
     </w:p>
     <w:p>
       <w:r>
-        <w:t xml:space="preserve">      emails and got 0 replies, the problem is the email — re-read</w:t>
+        <w:t xml:space="preserve">      emails and got 0 replies, the problem is the email - re-read</w:t>
       </w:r>
     </w:p>
     <w:p>
@@ -761,8 +761,11 @@
       </w:r>
     </w:p>
     <w:p>
+      <w:pPr>
+        <w:pStyle w:val="ListBullet2"/>
+      </w:pPr>
       <w:r>
-        <w:t xml:space="preserve">   — make time next week. If "didn't have the right contacts" — that's</w:t>
+        <w:t>make time next week. If "didn't have the right contacts" - that's</w:t>
       </w:r>
     </w:p>
     <w:p>
@@ -899,7 +902,7 @@
     </w:p>
     <w:p>
       <w:r>
-        <w:t xml:space="preserve">     case my last note got lost — happy to scope smaller if useful.`)</w:t>
+        <w:t xml:space="preserve">     case my last note got lost - happy to scope smaller if useful.`)</w:t>
       </w:r>
     </w:p>
     <w:p>
@@ -940,7 +943,7 @@
     </w:p>
     <w:p>
       <w:r>
-        <w:t xml:space="preserve">required. Don't skip Track 1 — even </w:t>
+        <w:t xml:space="preserve">required. Don't skip Track 1 - even </w:t>
       </w:r>
       <w:r>
         <w:rPr>
@@ -981,7 +984,7 @@
     </w:p>
     <w:p>
       <w:r>
-        <w:t>mention in updates ("CWS approved last week — beta now live"). It's</w:t>
+        <w:t>mention in updates ("CWS approved last week - beta now live"). It's</w:t>
       </w:r>
     </w:p>
     <w:p>
@@ -1000,7 +1003,7 @@
         <w:t>credibility marker</w:t>
       </w:r>
       <w:r>
-        <w:t xml:space="preserve"> — you've shipped</w:t>
+        <w:t xml:space="preserve"> - you've shipped</w:t>
       </w:r>
     </w:p>
     <w:p>
@@ -1037,7 +1040,7 @@
         <w:t>what</w:t>
       </w:r>
       <w:r>
-        <w:t xml:space="preserve"> you're asking for — it's </w:t>
+        <w:t xml:space="preserve"> you're asking for - it's </w:t>
       </w:r>
       <w:r>
         <w:rPr>
@@ -1171,7 +1174,7 @@
     </w:p>
     <w:p>
       <w:r>
-        <w:t xml:space="preserve">serious re-think — </w:t>
+        <w:t xml:space="preserve">serious re-think - </w:t>
       </w:r>
       <w:r>
         <w:rPr>
@@ -1194,8 +1197,11 @@
       </w:r>
     </w:p>
     <w:p>
+      <w:pPr>
+        <w:pStyle w:val="ListBullet"/>
+      </w:pPr>
       <w:r>
-        <w:t>— Akhilesh Malani</w:t>
+        <w:t>Akhilesh Malani</w:t>
       </w:r>
     </w:p>
     <w:sectPr>
